--- a/characters/chimchar_statblock.docx
+++ b/characters/chimchar_statblock.docx
@@ -469,7 +469,27 @@
                 <w:color w:val="222222"/>
                 <w:sz w:val="17"/>
               </w:rPr>
-              <w:t>While Chimchar has half its hit points or fewer, the fire on its tail roars up: it deals an extra 1d6 Fire damage with every attack and effect, it has Advantage on its Ember Claw attacks, it makes two Ember Claws instead of one, and it can use Ember Shroud.</w:t>
+              <w:t xml:space="preserve">While Chimchar has half its hit points or fewer, the fire on its tail roars up and the air around it boils: it deals an extra 1d6 + 3 Fire damage with </w:t>
+            </w:r>
+            <w:r>
+              <w:rPr>
+                <w:rFonts w:ascii="Georgia" w:hAnsi="Georgia" w:cs="Georgia"/>
+                <w:b/>
+                <w:i w:val="0"/>
+                <w:color w:val="222222"/>
+                <w:sz w:val="17"/>
+              </w:rPr>
+              <w:t>every</w:t>
+            </w:r>
+            <w:r>
+              <w:rPr>
+                <w:rFonts w:ascii="Georgia" w:hAnsi="Georgia" w:cs="Georgia"/>
+                <w:b w:val="0"/>
+                <w:i w:val="0"/>
+                <w:color w:val="222222"/>
+                <w:sz w:val="17"/>
+              </w:rPr>
+              <w:t xml:space="preserve"> source of damage it deals, it has Advantage on its Ember Claw attacks, and attack rolls against it have Disadvantage.</w:t>
             </w:r>
           </w:p>
           <w:p>
@@ -534,7 +554,7 @@
                 <w:color w:val="222222"/>
                 <w:sz w:val="17"/>
               </w:rPr>
-              <w:t>Chimchar makes one Ember Claw attack and uses Fire Wheel. While Blaze is lit, it makes two Ember Claw attacks and uses Fire Wheel.</w:t>
+              <w:t>Chimchar makes two Ember Claw attacks.</w:t>
             </w:r>
           </w:p>
           <w:p>
@@ -604,7 +624,7 @@
                 <w:color w:val="222222"/>
                 <w:sz w:val="17"/>
               </w:rPr>
-              <w:t xml:space="preserve">Fire Wheel. </w:t>
+              <w:t xml:space="preserve">Fire Wheel (Bonus Action). </w:t>
             </w:r>
             <w:r>
               <w:rPr>
@@ -629,7 +649,7 @@
                 <w:color w:val="222222"/>
                 <w:sz w:val="17"/>
               </w:rPr>
-              <w:t xml:space="preserve">Flare Blitz (1/Day). </w:t>
+              <w:t xml:space="preserve">Flare Blitz (2/Day). </w:t>
             </w:r>
             <w:r>
               <w:rPr>
@@ -640,31 +660,6 @@
                 <w:sz w:val="17"/>
               </w:rPr>
               <w:t>Chimchar takes a run-up and becomes a comet. Each creature within 40 feet makes a DC 15 Dexterity saving throw, taking 17 (5d6) Fire damage on a failure, or half as much on a success.</w:t>
-            </w:r>
-          </w:p>
-          <w:p>
-            <w:pPr>
-              <w:spacing w:after="20"/>
-            </w:pPr>
-            <w:r>
-              <w:rPr>
-                <w:rFonts w:ascii="Georgia" w:hAnsi="Georgia" w:cs="Georgia"/>
-                <w:b/>
-                <w:i/>
-                <w:color w:val="222222"/>
-                <w:sz w:val="17"/>
-              </w:rPr>
-              <w:t xml:space="preserve">Ember Shroud (Bonus Action, Blaze only). </w:t>
-            </w:r>
-            <w:r>
-              <w:rPr>
-                <w:rFonts w:ascii="Georgia" w:hAnsi="Georgia" w:cs="Georgia"/>
-                <w:b w:val="0"/>
-                <w:i w:val="0"/>
-                <w:color w:val="222222"/>
-                <w:sz w:val="17"/>
-              </w:rPr>
-              <w:t>The air around Chimchar boils and nothing can quite see where it is. Until the start of its next turn, attack rolls against Chimchar have Disadvantage.</w:t>
             </w:r>
           </w:p>
           <w:p>
